--- a/Templates/ипотека/Извещение_МАРКИРОВАННЫЙ.docx
+++ b/Templates/ипотека/Извещение_МАРКИРОВАННЫЙ.docx
@@ -517,15 +517,6 @@
         <w:jc w:val="both"/>
       </w:pPr>
       <w:r>
-        <w:fldChar w:fldCharType="begin"/>
-      </w:r>
-      <w:r>
-        <w:instrText xml:space="preserve"> TOC \o "1-5" \h \z </w:instrText>
-      </w:r>
-      <w:r>
-        <w:fldChar w:fldCharType="separate"/>
-      </w:r>
-      <w:r>
         <w:rPr>
           <w:rStyle w:val="afc"/>
         </w:rPr>
@@ -569,9 +560,6 @@
           <w:lang w:val="en-US"/>
         </w:rPr>
         <w:t>[1302]</w:t>
-      </w:r>
-      <w:r>
-        <w:fldChar w:fldCharType="end"/>
       </w:r>
       <w:r>
         <w:rPr>

--- a/Templates/ипотека/Извещение_МАРКИРОВАННЫЙ.docx
+++ b/Templates/ипотека/Извещение_МАРКИРОВАННЫЙ.docx
@@ -41,7 +41,7 @@
             <v:stroke joinstyle="miter"/>
             <v:path gradientshapeok="t" o:connecttype="rect"/>
           </v:shapetype>
-          <v:shape id="shape 1" o:spid="_x0000_s1026" type="#_x0000_t202" style="position:absolute;left:0;text-align:left;margin-left:120.35pt;margin-top:1pt;width:156.95pt;height:115.2pt;z-index:125829378;visibility:visible;mso-wrap-distance-left:9pt;mso-wrap-distance-top:0;mso-wrap-distance-right:9pt;mso-wrap-distance-bottom:0;mso-position-horizontal:absolute;mso-position-horizontal-relative:page;mso-position-vertical:absolute;mso-position-vertical-relative:text" filled="f">
+          <v:shape id="shape 1" o:spid="_x0000_s1026" type="#_x0000_t202" style="position:absolute;left:0;text-align:left;margin-left:120.35pt;margin-top:1pt;width:270pt;height:150pt;z-index:125829378;visibility:visible;mso-wrap-distance-left:9pt;mso-wrap-distance-top:0;mso-wrap-distance-right:9pt;mso-wrap-distance-bottom:0;mso-position-horizontal:absolute;mso-position-horizontal-relative:page;mso-position-vertical:absolute;mso-position-vertical-relative:text;mso-fit-shape-to-text:t" filled="f">
             <v:textbox inset="0,0,0,0">
               <w:txbxContent>
                 <w:p>
@@ -412,7 +412,7 @@
         <w:rPr>
           <w:rStyle w:val="afb"/>
         </w:rPr>
-        <w:t xml:space="preserve"> на решение [0] от [7]. по делу № [1] по исковому заявлению [989]</w:t>
+        <w:t xml:space="preserve"> на решение [002.1] от [7]. по делу № [1] по исковому заявлению [989]</w:t>
       </w:r>
       <w:r>
         <w:rPr>
@@ -485,7 +485,7 @@
         <w:rPr>
           <w:rStyle w:val="afb"/>
         </w:rPr>
-        <w:t>Гражданское дело будет направлено в [1302] [24] года.</w:t>
+        <w:t>Гражданское дело будет направлено в [1302.1] [24] года.</w:t>
       </w:r>
     </w:p>
     <w:p>

--- a/Templates/ипотека/Извещение_МАРКИРОВАННЫЙ.docx
+++ b/Templates/ипотека/Извещение_МАРКИРОВАННЫЙ.docx
@@ -5,7 +5,7 @@
     <w:p>
       <w:pPr>
         <w:pStyle w:val="34"/>
-        <w:ind w:left="4980" w:firstLine="0"/>
+        <w:ind w:left="5321" w:firstLine="0"/>
       </w:pPr>
       <w:r>
         <w:rPr>
@@ -29,7 +29,7 @@
       <w:pPr>
         <w:pStyle w:val="25"/>
         <w:spacing w:line="266" w:lineRule="auto"/>
-        <w:ind w:firstLine="720"/>
+        <w:ind w:left="5321" w:firstLine="0"/>
         <w:rPr>
           <w:sz w:val="18"/>
           <w:szCs w:val="18"/>
@@ -41,7 +41,7 @@
             <v:stroke joinstyle="miter"/>
             <v:path gradientshapeok="t" o:connecttype="rect"/>
           </v:shapetype>
-          <v:shape id="shape 1" o:spid="_x0000_s1026" type="#_x0000_t202" style="position:absolute;left:0;text-align:left;margin-left:120.35pt;margin-top:1pt;width:270pt;height:150pt;z-index:125829378;visibility:visible;mso-wrap-distance-left:9pt;mso-wrap-distance-top:0;mso-wrap-distance-right:9pt;mso-wrap-distance-bottom:0;mso-position-horizontal:absolute;mso-position-horizontal-relative:page;mso-position-vertical:absolute;mso-position-vertical-relative:text;mso-fit-shape-to-text:t" filled="f">
+          <v:shape id="shape 1" o:spid="_x0000_s1026" type="#_x0000_t202" style="position:absolute;left:0;text-align:left;margin-left:120.35pt;margin-top:1pt;width:220pt;height:150pt;z-index:125829378;visibility:visible;mso-wrap-distance-left:9pt;mso-wrap-distance-top:0;mso-wrap-distance-right:9pt;mso-wrap-distance-bottom:0;mso-position-horizontal:absolute;mso-position-horizontal-relative:page;mso-position-vertical:absolute;mso-position-vertical-relative:text;mso-fit-shape-to-text:t" filled="f">
             <v:textbox inset="0,0,0,0">
               <w:txbxContent>
                 <w:p>
@@ -230,7 +230,7 @@
       <w:pPr>
         <w:pStyle w:val="25"/>
         <w:spacing w:line="266" w:lineRule="auto"/>
-        <w:ind w:firstLine="720"/>
+        <w:ind w:left="5321" w:firstLine="0"/>
         <w:rPr>
           <w:sz w:val="18"/>
           <w:szCs w:val="18"/>
@@ -248,7 +248,7 @@
     <w:p>
       <w:pPr>
         <w:pStyle w:val="25"/>
-        <w:ind w:left="720" w:firstLine="40"/>
+        <w:ind w:left="5321" w:firstLine="0"/>
         <w:rPr>
           <w:sz w:val="18"/>
           <w:szCs w:val="18"/>
@@ -294,6 +294,7 @@
     <w:p>
       <w:pPr>
         <w:pStyle w:val="34"/>
+        <w:ind w:left="5321" w:firstLine="0"/>
       </w:pPr>
       <w:r>
         <w:rPr>
@@ -319,7 +320,7 @@
       <w:pPr>
         <w:pStyle w:val="25"/>
         <w:spacing w:line="266" w:lineRule="auto"/>
-        <w:ind w:left="720" w:firstLine="40"/>
+        <w:ind w:left="5321" w:firstLine="0"/>
         <w:rPr>
           <w:sz w:val="18"/>
           <w:szCs w:val="18"/>
@@ -337,7 +338,7 @@
     <w:p>
       <w:pPr>
         <w:pStyle w:val="34"/>
-        <w:ind w:left="0" w:firstLine="720"/>
+        <w:ind w:left="5321" w:firstLine="0"/>
       </w:pPr>
       <w:r>
         <w:rPr>
@@ -363,7 +364,7 @@
       <w:pPr>
         <w:pStyle w:val="25"/>
         <w:spacing w:after="1560" w:line="266" w:lineRule="auto"/>
-        <w:ind w:firstLine="720"/>
+        <w:ind w:left="5321" w:firstLine="0"/>
         <w:rPr>
           <w:sz w:val="18"/>
           <w:szCs w:val="18"/>
